--- a/resources/templates/edb360_master_en.docx
+++ b/resources/templates/edb360_master_en.docx
@@ -17,7 +17,7 @@
           <w:noProof/>
         </w:rPr>
         <w:drawing>
-          <wp:anchor distT="0" distB="0" distL="114300" distR="114300" simplePos="0" relativeHeight="251658240" behindDoc="0" locked="0" layoutInCell="1" allowOverlap="1" wp14:anchorId="54E56719" wp14:editId="648442C7">
+          <wp:anchor distT="0" distB="0" distL="114300" distR="114300" simplePos="0" relativeHeight="251658240" behindDoc="0" locked="0" layoutInCell="1" allowOverlap="1" wp14:anchorId="54E56719" wp14:editId="6BF49CC6">
             <wp:simplePos x="0" y="0"/>
             <wp:positionH relativeFrom="margin">
               <wp:posOffset>4230370</wp:posOffset>
@@ -610,6 +610,12 @@
     </w:p>
     <w:sdt>
       <w:sdtPr>
+        <w:rPr>
+          <w:rFonts w:ascii="Cambria" w:eastAsiaTheme="minorHAnsi" w:hAnsi="Cambria" w:cs="Helvetica"/>
+          <w:color w:val="auto"/>
+          <w:sz w:val="24"/>
+          <w:szCs w:val="24"/>
+        </w:rPr>
         <w:id w:val="362177738"/>
         <w:docPartObj>
           <w:docPartGallery w:val="Table of Contents"/>
@@ -618,13 +624,9 @@
       </w:sdtPr>
       <w:sdtEndPr>
         <w:rPr>
-          <w:rFonts w:ascii="Cambria" w:eastAsiaTheme="minorHAnsi" w:hAnsi="Cambria" w:cs="Helvetica"/>
           <w:b/>
           <w:bCs/>
           <w:noProof/>
-          <w:color w:val="auto"/>
-          <w:sz w:val="24"/>
-          <w:szCs w:val="24"/>
         </w:rPr>
       </w:sdtEndPr>
       <w:sdtContent>
@@ -5047,26 +5049,26 @@
         <w:pStyle w:val="Heading1"/>
       </w:pPr>
       <w:bookmarkStart w:id="1" w:name="_Toc170980831"/>
-      <w:bookmarkStart w:id="2" w:name="_Ref223717296"/>
-      <w:bookmarkStart w:id="3" w:name="_Ref223717361"/>
-      <w:bookmarkStart w:id="4" w:name="_Ref223717365"/>
-      <w:bookmarkStart w:id="5" w:name="_Ref223717317"/>
-      <w:bookmarkStart w:id="6" w:name="_Ref223717320"/>
-      <w:bookmarkStart w:id="7" w:name="_Ref223717626"/>
-      <w:bookmarkStart w:id="8" w:name="_Ref223717911"/>
-      <w:bookmarkStart w:id="9" w:name="_Ref223717298"/>
-      <w:bookmarkStart w:id="10" w:name="_Ref223717654"/>
-      <w:bookmarkStart w:id="11" w:name="_Ref223717648"/>
-      <w:bookmarkStart w:id="12" w:name="_Ref223717632"/>
-      <w:bookmarkStart w:id="13" w:name="_Toc223424316"/>
-      <w:bookmarkStart w:id="14" w:name="_Ref223717313"/>
-      <w:bookmarkStart w:id="15" w:name="_Toc239620664"/>
+      <w:bookmarkStart w:id="2" w:name="_Toc239620664"/>
+      <w:bookmarkStart w:id="3" w:name="_Ref223717296"/>
+      <w:bookmarkStart w:id="4" w:name="_Ref223717361"/>
+      <w:bookmarkStart w:id="5" w:name="_Ref223717365"/>
+      <w:bookmarkStart w:id="6" w:name="_Ref223717317"/>
+      <w:bookmarkStart w:id="7" w:name="_Ref223717320"/>
+      <w:bookmarkStart w:id="8" w:name="_Ref223717626"/>
+      <w:bookmarkStart w:id="9" w:name="_Ref223717911"/>
+      <w:bookmarkStart w:id="10" w:name="_Ref223717298"/>
+      <w:bookmarkStart w:id="11" w:name="_Ref223717654"/>
+      <w:bookmarkStart w:id="12" w:name="_Ref223717648"/>
+      <w:bookmarkStart w:id="13" w:name="_Ref223717632"/>
+      <w:bookmarkStart w:id="14" w:name="_Toc223424316"/>
+      <w:bookmarkStart w:id="15" w:name="_Ref223717313"/>
       <w:r>
         <w:lastRenderedPageBreak/>
         <w:t>APPROVAL</w:t>
       </w:r>
       <w:bookmarkEnd w:id="1"/>
-      <w:bookmarkEnd w:id="15"/>
+      <w:bookmarkEnd w:id="2"/>
     </w:p>
     <w:p>
       <w:pPr>
@@ -5316,7 +5318,6 @@
       <w:bookmarkStart w:id="16" w:name="_Toc22652223"/>
       <w:bookmarkStart w:id="17" w:name="_Toc170980832"/>
       <w:bookmarkStart w:id="18" w:name="_Toc239620665"/>
-      <w:bookmarkEnd w:id="2"/>
       <w:bookmarkEnd w:id="3"/>
       <w:bookmarkEnd w:id="4"/>
       <w:bookmarkEnd w:id="5"/>
@@ -5329,6 +5330,7 @@
       <w:bookmarkEnd w:id="12"/>
       <w:bookmarkEnd w:id="13"/>
       <w:bookmarkEnd w:id="14"/>
+      <w:bookmarkEnd w:id="15"/>
       <w:r>
         <w:lastRenderedPageBreak/>
         <w:t>SUMMARY</w:t>
@@ -6830,66 +6832,14 @@
             <w:tcW w:w="1667" w:type="pct"/>
           </w:tcPr>
           <w:p>
-            <w:pPr>
-              <w:rPr>
-                <w:rFonts w:ascii="Cambria" w:hAnsi="Cambria"/>
-              </w:rPr>
-            </w:pPr>
-            <w:r>
-              <w:rPr>
-                <w:rFonts w:ascii="Cambria" w:hAnsi="Cambria"/>
-              </w:rPr>
-              <w:lastRenderedPageBreak/>
-              <w:t>{{</w:t>
-            </w:r>
-            <w:proofErr w:type="spellStart"/>
-            <w:r>
-              <w:rPr>
-                <w:rFonts w:ascii="Cambria" w:hAnsi="Cambria"/>
-              </w:rPr>
-              <w:t>recommendation_patching</w:t>
-            </w:r>
-            <w:proofErr w:type="spellEnd"/>
-            <w:r>
-              <w:rPr>
-                <w:rFonts w:ascii="Cambria" w:hAnsi="Cambria"/>
-              </w:rPr>
-              <w:t>}}</w:t>
-            </w:r>
-            <w:r>
-              <w:rPr>
-                <w:rFonts w:ascii="Cambria" w:hAnsi="Cambria"/>
-              </w:rPr>
+            <w:r>
+              <w:t>{{recommendation_patching_19c}}</w:t>
               <w:br/>
-            </w:r>
-            <w:r>
-              <w:rPr>
-                <w:rFonts w:ascii="Cambria" w:hAnsi="Cambria"/>
-              </w:rPr>
-              <w:lastRenderedPageBreak/>
-              <w:t>{{</w:t>
-            </w:r>
-            <w:proofErr w:type="spellStart"/>
-            <w:r>
-              <w:rPr>
-                <w:rFonts w:ascii="Cambria" w:hAnsi="Cambria"/>
-              </w:rPr>
-              <w:t>recommendation_backup</w:t>
-            </w:r>
-            <w:proofErr w:type="spellEnd"/>
-            <w:r>
-              <w:rPr>
-                <w:rFonts w:ascii="Cambria" w:hAnsi="Cambria"/>
-              </w:rPr>
-              <w:t>}}</w:t>
-            </w:r>
-          </w:p>
-          <w:p>
-            <w:pPr>
-              <w:rPr>
-                <w:rFonts w:ascii="Cambria" w:hAnsi="Cambria"/>
-              </w:rPr>
-            </w:pPr>
+              <w:t>{{recommendation_patching}}</w:t>
+              <w:br/>
+              <w:t>{{recommendation_backup}}</w:t>
+              <w:br/>
+            </w:r>
           </w:p>
         </w:tc>
       </w:tr>
@@ -8486,8 +8436,9 @@
         <w:pStyle w:val="ListParagraph"/>
         <w:numPr>
           <w:ilvl w:val="0"/>
-          <w:numId w:val="12"/>
+          <w:numId w:val="11"/>
         </w:numPr>
+        <w:spacing w:before="0"/>
         <w:rPr>
           <w:b/>
         </w:rPr>
@@ -10134,6 +10085,14 @@
       <w:proofErr w:type="spellEnd"/>
       <w:r>
         <w:t>}}</w:t>
+      </w:r>
+    </w:p>
+    <w:p>
+      <w:pPr>
+        <w:pStyle w:val="ListParagraph"/>
+      </w:pPr>
+      <w:r>
+        <w:t>{{recommendation_patching_19c}}</w:t>
       </w:r>
     </w:p>
     <w:p>
@@ -10677,7 +10636,7 @@
         <v:path o:extrusionok="f" gradientshapeok="t" o:connecttype="rect"/>
         <o:lock v:ext="edit" aspectratio="t"/>
       </v:shapetype>
-      <v:shape id="0" o:spid="_x0000_i1025" type="#_x0000_t75" style="width:11.5pt;height:11.5pt" o:bullet="t">
+      <v:shape id="0" o:spid="_x0000_i1025" type="#_x0000_t75" style="width:11.25pt;height:11.25pt" o:bullet="t">
         <v:imagedata r:id="rId1" o:title=""/>
       </v:shape>
     </w:pict>

--- a/resources/templates/edb360_master_en.docx
+++ b/resources/templates/edb360_master_en.docx
@@ -7823,6 +7823,12 @@
       <w:bookmarkEnd w:id="41"/>
       <w:bookmarkEnd w:id="42"/>
       <w:bookmarkEnd w:id="43"/>
+    </w:p>
+    <w:p>
+      <w:pPr/>
+      <w:r>
+        <w:t>&lt;data_guard_parameters&gt;</w:t>
+      </w:r>
     </w:p>
     <w:p>
       <w:pPr>
